--- a/docs/data-integrity/OWNER-SHOP-RESET-OPEN-DAY-UPDATE-REPORT.docx
+++ b/docs/data-integrity/OWNER-SHOP-RESET-OPEN-DAY-UPDATE-REPORT.docx
@@ -469,7 +469,7 @@
         <w:pStyle w:val="ListBullet"/>
       </w:pPr>
       <w:r>
-        <w:t>**Preview deployment commit:** *(filled after push — see git log)*</w:t>
+        <w:t>**Preview deployment commit:** `0560ed5`</w:t>
       </w:r>
     </w:p>
     <w:p>
